--- a/docs/wip/From_Concept_to_Principle.docx
+++ b/docs/wip/From_Concept_to_Principle.docx
@@ -37,7 +37,7 @@
             </w:pPr>
             <w:r>
               <w:rPr>
-                <w:rFonts w:ascii="DM Mono" w:cs="DM Mono" w:eastAsia="DM Mono" w:hAnsi="DM Mono"/>
+                <w:rFonts w:ascii="Consolas" w:cs="Consolas" w:eastAsia="Consolas" w:hAnsi="Consolas"/>
                 <w:b w:val="false"/>
                 <w:bCs w:val="false"/>
                 <w:i w:val="false"/>
@@ -56,7 +56,7 @@
             </w:pPr>
             <w:r>
               <w:rPr>
-                <w:rFonts w:ascii="Playfair Display" w:cs="Playfair Display" w:eastAsia="Playfair Display" w:hAnsi="Playfair Display"/>
+                <w:rFonts w:ascii="Georgia" w:cs="Georgia" w:eastAsia="Georgia" w:hAnsi="Georgia"/>
                 <w:b/>
                 <w:bCs/>
                 <w:i w:val="false"/>
@@ -75,7 +75,7 @@
             </w:pPr>
             <w:r>
               <w:rPr>
-                <w:rFonts w:ascii="DM Sans" w:cs="DM Sans" w:eastAsia="DM Sans" w:hAnsi="DM Sans"/>
+                <w:rFonts w:ascii="Segoe UI" w:cs="Segoe UI" w:eastAsia="Segoe UI" w:hAnsi="Segoe UI"/>
                 <w:b w:val="false"/>
                 <w:bCs w:val="false"/>
                 <w:i/>
@@ -134,7 +134,7 @@
             </w:pPr>
             <w:r>
               <w:rPr>
-                <w:rFonts w:ascii="DM Sans" w:cs="DM Sans" w:eastAsia="DM Sans" w:hAnsi="DM Sans"/>
+                <w:rFonts w:ascii="Segoe UI" w:cs="Segoe UI" w:eastAsia="Segoe UI" w:hAnsi="Segoe UI"/>
                 <w:b w:val="false"/>
                 <w:bCs w:val="false"/>
                 <w:i/>
@@ -160,7 +160,7 @@
       </w:pPr>
       <w:r>
         <w:rPr>
-          <w:rFonts w:ascii="Playfair Display" w:cs="Playfair Display" w:eastAsia="Playfair Display" w:hAnsi="Playfair Display"/>
+          <w:rFonts w:ascii="Georgia" w:cs="Georgia" w:eastAsia="Georgia" w:hAnsi="Georgia"/>
           <w:b/>
           <w:bCs/>
           <w:i w:val="false"/>
@@ -178,7 +178,7 @@
       </w:pPr>
       <w:r>
         <w:rPr>
-          <w:rFonts w:ascii="DM Sans" w:cs="DM Sans" w:eastAsia="DM Sans" w:hAnsi="DM Sans"/>
+          <w:rFonts w:ascii="Segoe UI" w:cs="Segoe UI" w:eastAsia="Segoe UI" w:hAnsi="Segoe UI"/>
           <w:b w:val="false"/>
           <w:bCs w:val="false"/>
           <w:i w:val="false"/>
@@ -196,7 +196,7 @@
       </w:pPr>
       <w:r>
         <w:rPr>
-          <w:rFonts w:ascii="Playfair Display" w:cs="Playfair Display" w:eastAsia="Playfair Display" w:hAnsi="Playfair Display"/>
+          <w:rFonts w:ascii="Georgia" w:cs="Georgia" w:eastAsia="Georgia" w:hAnsi="Georgia"/>
           <w:b/>
           <w:bCs/>
           <w:i w:val="false"/>
@@ -214,7 +214,7 @@
       </w:pPr>
       <w:r>
         <w:rPr>
-          <w:rFonts w:ascii="DM Sans" w:cs="DM Sans" w:eastAsia="DM Sans" w:hAnsi="DM Sans"/>
+          <w:rFonts w:ascii="Segoe UI" w:cs="Segoe UI" w:eastAsia="Segoe UI" w:hAnsi="Segoe UI"/>
           <w:b w:val="false"/>
           <w:bCs w:val="false"/>
           <w:i w:val="false"/>
@@ -264,7 +264,7 @@
             </w:pPr>
             <w:r>
               <w:rPr>
-                <w:rFonts w:ascii="DM Sans" w:cs="DM Sans" w:eastAsia="DM Sans" w:hAnsi="DM Sans"/>
+                <w:rFonts w:ascii="Segoe UI" w:cs="Segoe UI" w:eastAsia="Segoe UI" w:hAnsi="Segoe UI"/>
                 <w:b/>
                 <w:bCs/>
                 <w:i w:val="false"/>
@@ -294,7 +294,7 @@
             </w:pPr>
             <w:r>
               <w:rPr>
-                <w:rFonts w:ascii="DM Sans" w:cs="DM Sans" w:eastAsia="DM Sans" w:hAnsi="DM Sans"/>
+                <w:rFonts w:ascii="Segoe UI" w:cs="Segoe UI" w:eastAsia="Segoe UI" w:hAnsi="Segoe UI"/>
                 <w:b/>
                 <w:bCs/>
                 <w:i w:val="false"/>
@@ -324,7 +324,7 @@
             </w:pPr>
             <w:r>
               <w:rPr>
-                <w:rFonts w:ascii="DM Sans" w:cs="DM Sans" w:eastAsia="DM Sans" w:hAnsi="DM Sans"/>
+                <w:rFonts w:ascii="Segoe UI" w:cs="Segoe UI" w:eastAsia="Segoe UI" w:hAnsi="Segoe UI"/>
                 <w:b/>
                 <w:bCs/>
                 <w:i w:val="false"/>
@@ -356,7 +356,7 @@
             </w:pPr>
             <w:r>
               <w:rPr>
-                <w:rFonts w:ascii="DM Sans" w:cs="DM Sans" w:eastAsia="DM Sans" w:hAnsi="DM Sans"/>
+                <w:rFonts w:ascii="Segoe UI" w:cs="Segoe UI" w:eastAsia="Segoe UI" w:hAnsi="Segoe UI"/>
                 <w:b/>
                 <w:bCs/>
                 <w:i w:val="false"/>
@@ -386,7 +386,7 @@
             </w:pPr>
             <w:r>
               <w:rPr>
-                <w:rFonts w:ascii="DM Sans" w:cs="DM Sans" w:eastAsia="DM Sans" w:hAnsi="DM Sans"/>
+                <w:rFonts w:ascii="Segoe UI" w:cs="Segoe UI" w:eastAsia="Segoe UI" w:hAnsi="Segoe UI"/>
                 <w:b w:val="false"/>
                 <w:bCs w:val="false"/>
                 <w:i w:val="false"/>
@@ -416,7 +416,7 @@
             </w:pPr>
             <w:r>
               <w:rPr>
-                <w:rFonts w:ascii="DM Sans" w:cs="DM Sans" w:eastAsia="DM Sans" w:hAnsi="DM Sans"/>
+                <w:rFonts w:ascii="Segoe UI" w:cs="Segoe UI" w:eastAsia="Segoe UI" w:hAnsi="Segoe UI"/>
                 <w:b w:val="false"/>
                 <w:bCs w:val="false"/>
                 <w:i w:val="false"/>
@@ -448,7 +448,7 @@
             </w:pPr>
             <w:r>
               <w:rPr>
-                <w:rFonts w:ascii="DM Sans" w:cs="DM Sans" w:eastAsia="DM Sans" w:hAnsi="DM Sans"/>
+                <w:rFonts w:ascii="Segoe UI" w:cs="Segoe UI" w:eastAsia="Segoe UI" w:hAnsi="Segoe UI"/>
                 <w:b/>
                 <w:bCs/>
                 <w:i w:val="false"/>
@@ -478,7 +478,7 @@
             </w:pPr>
             <w:r>
               <w:rPr>
-                <w:rFonts w:ascii="DM Sans" w:cs="DM Sans" w:eastAsia="DM Sans" w:hAnsi="DM Sans"/>
+                <w:rFonts w:ascii="Segoe UI" w:cs="Segoe UI" w:eastAsia="Segoe UI" w:hAnsi="Segoe UI"/>
                 <w:b w:val="false"/>
                 <w:bCs w:val="false"/>
                 <w:i/>
@@ -508,7 +508,7 @@
             </w:pPr>
             <w:r>
               <w:rPr>
-                <w:rFonts w:ascii="DM Sans" w:cs="DM Sans" w:eastAsia="DM Sans" w:hAnsi="DM Sans"/>
+                <w:rFonts w:ascii="Segoe UI" w:cs="Segoe UI" w:eastAsia="Segoe UI" w:hAnsi="Segoe UI"/>
                 <w:b w:val="false"/>
                 <w:bCs w:val="false"/>
                 <w:i/>
@@ -540,7 +540,7 @@
             </w:pPr>
             <w:r>
               <w:rPr>
-                <w:rFonts w:ascii="DM Sans" w:cs="DM Sans" w:eastAsia="DM Sans" w:hAnsi="DM Sans"/>
+                <w:rFonts w:ascii="Segoe UI" w:cs="Segoe UI" w:eastAsia="Segoe UI" w:hAnsi="Segoe UI"/>
                 <w:b/>
                 <w:bCs/>
                 <w:i w:val="false"/>
@@ -570,7 +570,7 @@
             </w:pPr>
             <w:r>
               <w:rPr>
-                <w:rFonts w:ascii="DM Sans" w:cs="DM Sans" w:eastAsia="DM Sans" w:hAnsi="DM Sans"/>
+                <w:rFonts w:ascii="Segoe UI" w:cs="Segoe UI" w:eastAsia="Segoe UI" w:hAnsi="Segoe UI"/>
                 <w:b w:val="false"/>
                 <w:bCs w:val="false"/>
                 <w:i w:val="false"/>
@@ -600,7 +600,7 @@
             </w:pPr>
             <w:r>
               <w:rPr>
-                <w:rFonts w:ascii="DM Sans" w:cs="DM Sans" w:eastAsia="DM Sans" w:hAnsi="DM Sans"/>
+                <w:rFonts w:ascii="Segoe UI" w:cs="Segoe UI" w:eastAsia="Segoe UI" w:hAnsi="Segoe UI"/>
                 <w:b w:val="false"/>
                 <w:bCs w:val="false"/>
                 <w:i w:val="false"/>
@@ -632,7 +632,7 @@
             </w:pPr>
             <w:r>
               <w:rPr>
-                <w:rFonts w:ascii="DM Sans" w:cs="DM Sans" w:eastAsia="DM Sans" w:hAnsi="DM Sans"/>
+                <w:rFonts w:ascii="Segoe UI" w:cs="Segoe UI" w:eastAsia="Segoe UI" w:hAnsi="Segoe UI"/>
                 <w:b/>
                 <w:bCs/>
                 <w:i w:val="false"/>
@@ -662,7 +662,7 @@
             </w:pPr>
             <w:r>
               <w:rPr>
-                <w:rFonts w:ascii="DM Sans" w:cs="DM Sans" w:eastAsia="DM Sans" w:hAnsi="DM Sans"/>
+                <w:rFonts w:ascii="Segoe UI" w:cs="Segoe UI" w:eastAsia="Segoe UI" w:hAnsi="Segoe UI"/>
                 <w:b w:val="false"/>
                 <w:bCs w:val="false"/>
                 <w:i w:val="false"/>
@@ -692,7 +692,7 @@
             </w:pPr>
             <w:r>
               <w:rPr>
-                <w:rFonts w:ascii="DM Sans" w:cs="DM Sans" w:eastAsia="DM Sans" w:hAnsi="DM Sans"/>
+                <w:rFonts w:ascii="Segoe UI" w:cs="Segoe UI" w:eastAsia="Segoe UI" w:hAnsi="Segoe UI"/>
                 <w:b w:val="false"/>
                 <w:bCs w:val="false"/>
                 <w:i w:val="false"/>
@@ -718,7 +718,7 @@
       </w:pPr>
       <w:r>
         <w:rPr>
-          <w:rFonts w:ascii="Playfair Display" w:cs="Playfair Display" w:eastAsia="Playfair Display" w:hAnsi="Playfair Display"/>
+          <w:rFonts w:ascii="Georgia" w:cs="Georgia" w:eastAsia="Georgia" w:hAnsi="Georgia"/>
           <w:b/>
           <w:bCs/>
           <w:i w:val="false"/>
@@ -768,7 +768,7 @@
             </w:pPr>
             <w:r>
               <w:rPr>
-                <w:rFonts w:ascii="DM Sans" w:cs="DM Sans" w:eastAsia="DM Sans" w:hAnsi="DM Sans"/>
+                <w:rFonts w:ascii="Segoe UI" w:cs="Segoe UI" w:eastAsia="Segoe UI" w:hAnsi="Segoe UI"/>
                 <w:b/>
                 <w:bCs/>
                 <w:i w:val="false"/>
@@ -798,7 +798,7 @@
             </w:pPr>
             <w:r>
               <w:rPr>
-                <w:rFonts w:ascii="DM Sans" w:cs="DM Sans" w:eastAsia="DM Sans" w:hAnsi="DM Sans"/>
+                <w:rFonts w:ascii="Segoe UI" w:cs="Segoe UI" w:eastAsia="Segoe UI" w:hAnsi="Segoe UI"/>
                 <w:b/>
                 <w:bCs/>
                 <w:i w:val="false"/>
@@ -828,7 +828,7 @@
             </w:pPr>
             <w:r>
               <w:rPr>
-                <w:rFonts w:ascii="DM Sans" w:cs="DM Sans" w:eastAsia="DM Sans" w:hAnsi="DM Sans"/>
+                <w:rFonts w:ascii="Segoe UI" w:cs="Segoe UI" w:eastAsia="Segoe UI" w:hAnsi="Segoe UI"/>
                 <w:b/>
                 <w:bCs/>
                 <w:i w:val="false"/>
@@ -860,7 +860,7 @@
             </w:pPr>
             <w:r>
               <w:rPr>
-                <w:rFonts w:ascii="DM Sans" w:cs="DM Sans" w:eastAsia="DM Sans" w:hAnsi="DM Sans"/>
+                <w:rFonts w:ascii="Segoe UI" w:cs="Segoe UI" w:eastAsia="Segoe UI" w:hAnsi="Segoe UI"/>
                 <w:b/>
                 <w:bCs/>
                 <w:i w:val="false"/>
@@ -890,7 +890,7 @@
             </w:pPr>
             <w:r>
               <w:rPr>
-                <w:rFonts w:ascii="DM Sans" w:cs="DM Sans" w:eastAsia="DM Sans" w:hAnsi="DM Sans"/>
+                <w:rFonts w:ascii="Segoe UI" w:cs="Segoe UI" w:eastAsia="Segoe UI" w:hAnsi="Segoe UI"/>
                 <w:b w:val="false"/>
                 <w:bCs w:val="false"/>
                 <w:i w:val="false"/>
@@ -920,7 +920,7 @@
             </w:pPr>
             <w:r>
               <w:rPr>
-                <w:rFonts w:ascii="DM Sans" w:cs="DM Sans" w:eastAsia="DM Sans" w:hAnsi="DM Sans"/>
+                <w:rFonts w:ascii="Segoe UI" w:cs="Segoe UI" w:eastAsia="Segoe UI" w:hAnsi="Segoe UI"/>
                 <w:b w:val="false"/>
                 <w:bCs w:val="false"/>
                 <w:i w:val="false"/>
@@ -952,7 +952,7 @@
             </w:pPr>
             <w:r>
               <w:rPr>
-                <w:rFonts w:ascii="DM Sans" w:cs="DM Sans" w:eastAsia="DM Sans" w:hAnsi="DM Sans"/>
+                <w:rFonts w:ascii="Segoe UI" w:cs="Segoe UI" w:eastAsia="Segoe UI" w:hAnsi="Segoe UI"/>
                 <w:b/>
                 <w:bCs/>
                 <w:i w:val="false"/>
@@ -982,7 +982,7 @@
             </w:pPr>
             <w:r>
               <w:rPr>
-                <w:rFonts w:ascii="DM Sans" w:cs="DM Sans" w:eastAsia="DM Sans" w:hAnsi="DM Sans"/>
+                <w:rFonts w:ascii="Segoe UI" w:cs="Segoe UI" w:eastAsia="Segoe UI" w:hAnsi="Segoe UI"/>
                 <w:b w:val="false"/>
                 <w:bCs w:val="false"/>
                 <w:i w:val="false"/>
@@ -1012,7 +1012,7 @@
             </w:pPr>
             <w:r>
               <w:rPr>
-                <w:rFonts w:ascii="DM Sans" w:cs="DM Sans" w:eastAsia="DM Sans" w:hAnsi="DM Sans"/>
+                <w:rFonts w:ascii="Segoe UI" w:cs="Segoe UI" w:eastAsia="Segoe UI" w:hAnsi="Segoe UI"/>
                 <w:b w:val="false"/>
                 <w:bCs w:val="false"/>
                 <w:i w:val="false"/>
@@ -1044,7 +1044,7 @@
             </w:pPr>
             <w:r>
               <w:rPr>
-                <w:rFonts w:ascii="DM Sans" w:cs="DM Sans" w:eastAsia="DM Sans" w:hAnsi="DM Sans"/>
+                <w:rFonts w:ascii="Segoe UI" w:cs="Segoe UI" w:eastAsia="Segoe UI" w:hAnsi="Segoe UI"/>
                 <w:b/>
                 <w:bCs/>
                 <w:i w:val="false"/>
@@ -1074,7 +1074,7 @@
             </w:pPr>
             <w:r>
               <w:rPr>
-                <w:rFonts w:ascii="DM Sans" w:cs="DM Sans" w:eastAsia="DM Sans" w:hAnsi="DM Sans"/>
+                <w:rFonts w:ascii="Segoe UI" w:cs="Segoe UI" w:eastAsia="Segoe UI" w:hAnsi="Segoe UI"/>
                 <w:b w:val="false"/>
                 <w:bCs w:val="false"/>
                 <w:i w:val="false"/>
@@ -1104,7 +1104,7 @@
             </w:pPr>
             <w:r>
               <w:rPr>
-                <w:rFonts w:ascii="DM Sans" w:cs="DM Sans" w:eastAsia="DM Sans" w:hAnsi="DM Sans"/>
+                <w:rFonts w:ascii="Segoe UI" w:cs="Segoe UI" w:eastAsia="Segoe UI" w:hAnsi="Segoe UI"/>
                 <w:b w:val="false"/>
                 <w:bCs w:val="false"/>
                 <w:i w:val="false"/>
@@ -1136,7 +1136,7 @@
             </w:pPr>
             <w:r>
               <w:rPr>
-                <w:rFonts w:ascii="DM Sans" w:cs="DM Sans" w:eastAsia="DM Sans" w:hAnsi="DM Sans"/>
+                <w:rFonts w:ascii="Segoe UI" w:cs="Segoe UI" w:eastAsia="Segoe UI" w:hAnsi="Segoe UI"/>
                 <w:b/>
                 <w:bCs/>
                 <w:i w:val="false"/>
@@ -1166,7 +1166,7 @@
             </w:pPr>
             <w:r>
               <w:rPr>
-                <w:rFonts w:ascii="DM Sans" w:cs="DM Sans" w:eastAsia="DM Sans" w:hAnsi="DM Sans"/>
+                <w:rFonts w:ascii="Segoe UI" w:cs="Segoe UI" w:eastAsia="Segoe UI" w:hAnsi="Segoe UI"/>
                 <w:b w:val="false"/>
                 <w:bCs w:val="false"/>
                 <w:i w:val="false"/>
@@ -1196,7 +1196,7 @@
             </w:pPr>
             <w:r>
               <w:rPr>
-                <w:rFonts w:ascii="DM Sans" w:cs="DM Sans" w:eastAsia="DM Sans" w:hAnsi="DM Sans"/>
+                <w:rFonts w:ascii="Segoe UI" w:cs="Segoe UI" w:eastAsia="Segoe UI" w:hAnsi="Segoe UI"/>
                 <w:b w:val="false"/>
                 <w:bCs w:val="false"/>
                 <w:i w:val="false"/>
@@ -1222,7 +1222,7 @@
       </w:pPr>
       <w:r>
         <w:rPr>
-          <w:rFonts w:ascii="Playfair Display" w:cs="Playfair Display" w:eastAsia="Playfair Display" w:hAnsi="Playfair Display"/>
+          <w:rFonts w:ascii="Georgia" w:cs="Georgia" w:eastAsia="Georgia" w:hAnsi="Georgia"/>
           <w:b/>
           <w:bCs/>
           <w:i w:val="false"/>
@@ -1273,7 +1273,7 @@
             </w:pPr>
             <w:r>
               <w:rPr>
-                <w:rFonts w:ascii="DM Sans" w:cs="DM Sans" w:eastAsia="DM Sans" w:hAnsi="DM Sans"/>
+                <w:rFonts w:ascii="Segoe UI" w:cs="Segoe UI" w:eastAsia="Segoe UI" w:hAnsi="Segoe UI"/>
                 <w:b/>
                 <w:bCs/>
                 <w:i w:val="false"/>
@@ -1286,7 +1286,7 @@
             </w:r>
             <w:r>
               <w:rPr>
-                <w:rFonts w:ascii="DM Sans" w:cs="DM Sans" w:eastAsia="DM Sans" w:hAnsi="DM Sans"/>
+                <w:rFonts w:ascii="Segoe UI" w:cs="Segoe UI" w:eastAsia="Segoe UI" w:hAnsi="Segoe UI"/>
                 <w:b w:val="false"/>
                 <w:bCs w:val="false"/>
                 <w:i w:val="false"/>
@@ -1312,7 +1312,7 @@
       </w:pPr>
       <w:r>
         <w:rPr>
-          <w:rFonts w:ascii="Playfair Display" w:cs="Playfair Display" w:eastAsia="Playfair Display" w:hAnsi="Playfair Display"/>
+          <w:rFonts w:ascii="Georgia" w:cs="Georgia" w:eastAsia="Georgia" w:hAnsi="Georgia"/>
           <w:b/>
           <w:bCs/>
           <w:i w:val="false"/>
@@ -1330,7 +1330,7 @@
       </w:pPr>
       <w:r>
         <w:rPr>
-          <w:rFonts w:ascii="DM Sans" w:cs="DM Sans" w:eastAsia="DM Sans" w:hAnsi="DM Sans"/>
+          <w:rFonts w:ascii="Segoe UI" w:cs="Segoe UI" w:eastAsia="Segoe UI" w:hAnsi="Segoe UI"/>
           <w:b w:val="false"/>
           <w:bCs w:val="false"/>
           <w:i w:val="false"/>
@@ -1348,7 +1348,7 @@
       </w:pPr>
       <w:r>
         <w:rPr>
-          <w:rFonts w:ascii="Playfair Display" w:cs="Playfair Display" w:eastAsia="Playfair Display" w:hAnsi="Playfair Display"/>
+          <w:rFonts w:ascii="Georgia" w:cs="Georgia" w:eastAsia="Georgia" w:hAnsi="Georgia"/>
           <w:b/>
           <w:bCs/>
           <w:i w:val="false"/>
@@ -1366,7 +1366,7 @@
       </w:pPr>
       <w:r>
         <w:rPr>
-          <w:rFonts w:ascii="DM Sans" w:cs="DM Sans" w:eastAsia="DM Sans" w:hAnsi="DM Sans"/>
+          <w:rFonts w:ascii="Segoe UI" w:cs="Segoe UI" w:eastAsia="Segoe UI" w:hAnsi="Segoe UI"/>
           <w:b w:val="false"/>
           <w:bCs w:val="false"/>
           <w:i w:val="false"/>
@@ -1441,7 +1441,7 @@
     </w:pPr>
     <w:r>
       <w:rPr>
-        <w:rFonts w:ascii="DM Sans" w:cs="DM Sans" w:eastAsia="DM Sans" w:hAnsi="DM Sans"/>
+        <w:rFonts w:ascii="Segoe UI" w:cs="Segoe UI" w:eastAsia="Segoe UI" w:hAnsi="Segoe UI"/>
         <w:b w:val="false"/>
         <w:bCs w:val="false"/>
         <w:i w:val="false"/>
@@ -1593,7 +1593,7 @@
   <w:docDefaults>
     <w:rPrDefault>
       <w:rPr>
-        <w:rFonts w:ascii="DM Sans" w:cs="DM Sans" w:eastAsia="DM Sans" w:hAnsi="DM Sans"/>
+        <w:rFonts w:ascii="Segoe UI" w:cs="Segoe UI" w:eastAsia="Segoe UI" w:hAnsi="Segoe UI"/>
         <w:color w:val="444444"/>
         <w:sz w:val="19"/>
         <w:szCs w:val="19"/>

--- a/docs/wip/From_Concept_to_Principle.docx
+++ b/docs/wip/From_Concept_to_Principle.docx
@@ -257,6 +257,7 @@
               <w:bottom w:type="dxa" w:w="90"/>
               <w:right w:type="dxa" w:w="120"/>
             </w:tcMar>
+            <w:vAlign w:val="bottom"/>
           </w:tcPr>
           <w:p>
             <w:pPr>
@@ -287,6 +288,7 @@
               <w:bottom w:type="dxa" w:w="90"/>
               <w:right w:type="dxa" w:w="120"/>
             </w:tcMar>
+            <w:vAlign w:val="bottom"/>
           </w:tcPr>
           <w:p>
             <w:pPr>
@@ -317,6 +319,7 @@
               <w:bottom w:type="dxa" w:w="90"/>
               <w:right w:type="dxa" w:w="120"/>
             </w:tcMar>
+            <w:vAlign w:val="bottom"/>
           </w:tcPr>
           <w:p>
             <w:pPr>
@@ -761,6 +764,7 @@
               <w:bottom w:type="dxa" w:w="90"/>
               <w:right w:type="dxa" w:w="120"/>
             </w:tcMar>
+            <w:vAlign w:val="bottom"/>
           </w:tcPr>
           <w:p>
             <w:pPr>
@@ -791,6 +795,7 @@
               <w:bottom w:type="dxa" w:w="90"/>
               <w:right w:type="dxa" w:w="120"/>
             </w:tcMar>
+            <w:vAlign w:val="bottom"/>
           </w:tcPr>
           <w:p>
             <w:pPr>
@@ -821,6 +826,7 @@
               <w:bottom w:type="dxa" w:w="90"/>
               <w:right w:type="dxa" w:w="120"/>
             </w:tcMar>
+            <w:vAlign w:val="bottom"/>
           </w:tcPr>
           <w:p>
             <w:pPr>
